--- a/00-首页/题组Word/习题书/第二篇-结构化学/6-超分子与材料化学-学生版.docx
+++ b/00-首页/题组Word/习题书/第二篇-结构化学/6-超分子与材料化学-学生版.docx
@@ -788,6 +788,16 @@
     </w:p>
     <w:p>
       <w:pPr>
+        <w:spacing w:before="0" w:after="0"/>
+      </w:pPr>
+    </w:p>
+    <w:p>
+      <w:pPr>
+        <w:spacing w:before="0" w:after="0"/>
+      </w:pPr>
+    </w:p>
+    <w:p>
+      <w:pPr>
         <w:spacing w:before="160" w:after="80"/>
       </w:pPr>
       <w:r>
@@ -1256,6 +1266,46 @@
         </w:rPr>
         <w:t>。</w:t>
       </w:r>
+    </w:p>
+    <w:p>
+      <w:pPr>
+        <w:spacing w:before="0" w:after="0"/>
+      </w:pPr>
+    </w:p>
+    <w:p>
+      <w:pPr>
+        <w:spacing w:before="0" w:after="0"/>
+      </w:pPr>
+    </w:p>
+    <w:p>
+      <w:pPr>
+        <w:spacing w:before="0" w:after="0"/>
+      </w:pPr>
+    </w:p>
+    <w:p>
+      <w:pPr>
+        <w:spacing w:before="0" w:after="0"/>
+      </w:pPr>
+    </w:p>
+    <w:p>
+      <w:pPr>
+        <w:spacing w:before="0" w:after="0"/>
+      </w:pPr>
+    </w:p>
+    <w:p>
+      <w:pPr>
+        <w:spacing w:before="0" w:after="0"/>
+      </w:pPr>
+    </w:p>
+    <w:p>
+      <w:pPr>
+        <w:spacing w:before="0" w:after="0"/>
+      </w:pPr>
+    </w:p>
+    <w:p>
+      <w:pPr>
+        <w:spacing w:before="0" w:after="0"/>
+      </w:pPr>
     </w:p>
     <w:p>
       <w:pPr>
@@ -2189,6 +2239,46 @@
     </w:p>
     <w:p>
       <w:pPr>
+        <w:spacing w:before="0" w:after="0"/>
+      </w:pPr>
+    </w:p>
+    <w:p>
+      <w:pPr>
+        <w:spacing w:before="0" w:after="0"/>
+      </w:pPr>
+    </w:p>
+    <w:p>
+      <w:pPr>
+        <w:spacing w:before="0" w:after="0"/>
+      </w:pPr>
+    </w:p>
+    <w:p>
+      <w:pPr>
+        <w:spacing w:before="0" w:after="0"/>
+      </w:pPr>
+    </w:p>
+    <w:p>
+      <w:pPr>
+        <w:spacing w:before="0" w:after="0"/>
+      </w:pPr>
+    </w:p>
+    <w:p>
+      <w:pPr>
+        <w:spacing w:before="0" w:after="0"/>
+      </w:pPr>
+    </w:p>
+    <w:p>
+      <w:pPr>
+        <w:spacing w:before="0" w:after="0"/>
+      </w:pPr>
+    </w:p>
+    <w:p>
+      <w:pPr>
+        <w:spacing w:before="0" w:after="0"/>
+      </w:pPr>
+    </w:p>
+    <w:p>
+      <w:pPr>
         <w:spacing w:before="160" w:after="80"/>
       </w:pPr>
       <w:r>
@@ -2272,6 +2362,21 @@
     </w:p>
     <w:p>
       <w:pPr>
+        <w:spacing w:before="0" w:after="0"/>
+      </w:pPr>
+    </w:p>
+    <w:p>
+      <w:pPr>
+        <w:spacing w:before="0" w:after="0"/>
+      </w:pPr>
+    </w:p>
+    <w:p>
+      <w:pPr>
+        <w:spacing w:before="0" w:after="0"/>
+      </w:pPr>
+    </w:p>
+    <w:p>
+      <w:pPr>
         <w:spacing w:before="160" w:after="80"/>
       </w:pPr>
       <w:r>
@@ -2379,6 +2484,21 @@
     </w:p>
     <w:p>
       <w:pPr>
+        <w:spacing w:before="0" w:after="0"/>
+      </w:pPr>
+    </w:p>
+    <w:p>
+      <w:pPr>
+        <w:spacing w:before="0" w:after="0"/>
+      </w:pPr>
+    </w:p>
+    <w:p>
+      <w:pPr>
+        <w:spacing w:before="0" w:after="0"/>
+      </w:pPr>
+    </w:p>
+    <w:p>
+      <w:pPr>
         <w:spacing w:before="160" w:after="80"/>
       </w:pPr>
       <w:r>
@@ -2469,6 +2589,21 @@
     </w:p>
     <w:p>
       <w:pPr>
+        <w:spacing w:before="0" w:after="0"/>
+      </w:pPr>
+    </w:p>
+    <w:p>
+      <w:pPr>
+        <w:spacing w:before="0" w:after="0"/>
+      </w:pPr>
+    </w:p>
+    <w:p>
+      <w:pPr>
+        <w:spacing w:before="0" w:after="0"/>
+      </w:pPr>
+    </w:p>
+    <w:p>
+      <w:pPr>
         <w:spacing w:before="160" w:after="80"/>
       </w:pPr>
       <w:r>
@@ -2674,6 +2809,31 @@
     </w:p>
     <w:p>
       <w:pPr>
+        <w:spacing w:before="0" w:after="0"/>
+      </w:pPr>
+    </w:p>
+    <w:p>
+      <w:pPr>
+        <w:spacing w:before="0" w:after="0"/>
+      </w:pPr>
+    </w:p>
+    <w:p>
+      <w:pPr>
+        <w:spacing w:before="0" w:after="0"/>
+      </w:pPr>
+    </w:p>
+    <w:p>
+      <w:pPr>
+        <w:spacing w:before="0" w:after="0"/>
+      </w:pPr>
+    </w:p>
+    <w:p>
+      <w:pPr>
+        <w:spacing w:before="0" w:after="0"/>
+      </w:pPr>
+    </w:p>
+    <w:p>
+      <w:pPr>
         <w:spacing w:before="160" w:after="80"/>
       </w:pPr>
       <w:r>
@@ -2743,7 +2903,7 @@
         </w:rPr>
         <w:drawing>
           <wp:inline>
-            <wp:extent cx="2095500" cy="5930900"/>
+            <wp:extent cx="2095500" cy="5905500"/>
             <wp:effectExtent b="0" l="0" r="0" t="0"/>
             <wp:docPr descr="" title="" id="25" name="Picture"/>
             <a:graphic>
@@ -2764,7 +2924,7 @@
                   <pic:spPr bwMode="auto">
                     <a:xfrm>
                       <a:off x="0" y="0"/>
-                      <a:ext cx="2095500" cy="5930900"/>
+                      <a:ext cx="2095500" cy="5905500"/>
                     </a:xfrm>
                     <a:prstGeom prst="rect">
                       <a:avLst/>
@@ -3210,6 +3370,46 @@
     </w:p>
     <w:p>
       <w:pPr>
+        <w:spacing w:before="0" w:after="0"/>
+      </w:pPr>
+    </w:p>
+    <w:p>
+      <w:pPr>
+        <w:spacing w:before="0" w:after="0"/>
+      </w:pPr>
+    </w:p>
+    <w:p>
+      <w:pPr>
+        <w:spacing w:before="0" w:after="0"/>
+      </w:pPr>
+    </w:p>
+    <w:p>
+      <w:pPr>
+        <w:spacing w:before="0" w:after="0"/>
+      </w:pPr>
+    </w:p>
+    <w:p>
+      <w:pPr>
+        <w:spacing w:before="0" w:after="0"/>
+      </w:pPr>
+    </w:p>
+    <w:p>
+      <w:pPr>
+        <w:spacing w:before="0" w:after="0"/>
+      </w:pPr>
+    </w:p>
+    <w:p>
+      <w:pPr>
+        <w:spacing w:before="0" w:after="0"/>
+      </w:pPr>
+    </w:p>
+    <w:p>
+      <w:pPr>
+        <w:spacing w:before="0" w:after="0"/>
+      </w:pPr>
+    </w:p>
+    <w:p>
+      <w:pPr>
         <w:spacing w:before="160" w:after="80"/>
       </w:pPr>
       <w:r>
@@ -3523,6 +3723,31 @@
     </w:p>
     <w:p>
       <w:pPr>
+        <w:spacing w:before="0" w:after="0"/>
+      </w:pPr>
+    </w:p>
+    <w:p>
+      <w:pPr>
+        <w:spacing w:before="0" w:after="0"/>
+      </w:pPr>
+    </w:p>
+    <w:p>
+      <w:pPr>
+        <w:spacing w:before="0" w:after="0"/>
+      </w:pPr>
+    </w:p>
+    <w:p>
+      <w:pPr>
+        <w:spacing w:before="0" w:after="0"/>
+      </w:pPr>
+    </w:p>
+    <w:p>
+      <w:pPr>
+        <w:spacing w:before="0" w:after="0"/>
+      </w:pPr>
+    </w:p>
+    <w:p>
+      <w:pPr>
         <w:spacing w:before="160" w:after="80"/>
       </w:pPr>
       <w:r>
@@ -4228,6 +4453,31 @@
         </w:rPr>
         <w:t xml:space="preserve">。]</w:t>
       </w:r>
+    </w:p>
+    <w:p>
+      <w:pPr>
+        <w:spacing w:before="0" w:after="0"/>
+      </w:pPr>
+    </w:p>
+    <w:p>
+      <w:pPr>
+        <w:spacing w:before="0" w:after="0"/>
+      </w:pPr>
+    </w:p>
+    <w:p>
+      <w:pPr>
+        <w:spacing w:before="0" w:after="0"/>
+      </w:pPr>
+    </w:p>
+    <w:p>
+      <w:pPr>
+        <w:spacing w:before="0" w:after="0"/>
+      </w:pPr>
+    </w:p>
+    <w:p>
+      <w:pPr>
+        <w:spacing w:before="0" w:after="0"/>
+      </w:pPr>
     </w:p>
     <w:p>
       <w:pPr>
@@ -5586,6 +5836,46 @@
     </w:p>
     <w:p>
       <w:pPr>
+        <w:spacing w:before="0" w:after="0"/>
+      </w:pPr>
+    </w:p>
+    <w:p>
+      <w:pPr>
+        <w:spacing w:before="0" w:after="0"/>
+      </w:pPr>
+    </w:p>
+    <w:p>
+      <w:pPr>
+        <w:spacing w:before="0" w:after="0"/>
+      </w:pPr>
+    </w:p>
+    <w:p>
+      <w:pPr>
+        <w:spacing w:before="0" w:after="0"/>
+      </w:pPr>
+    </w:p>
+    <w:p>
+      <w:pPr>
+        <w:spacing w:before="0" w:after="0"/>
+      </w:pPr>
+    </w:p>
+    <w:p>
+      <w:pPr>
+        <w:spacing w:before="0" w:after="0"/>
+      </w:pPr>
+    </w:p>
+    <w:p>
+      <w:pPr>
+        <w:spacing w:before="0" w:after="0"/>
+      </w:pPr>
+    </w:p>
+    <w:p>
+      <w:pPr>
+        <w:spacing w:before="0" w:after="0"/>
+      </w:pPr>
+    </w:p>
+    <w:p>
+      <w:pPr>
         <w:spacing w:before="160" w:after="80"/>
       </w:pPr>
       <w:r>
@@ -5941,6 +6231,31 @@
     </w:p>
     <w:p>
       <w:pPr>
+        <w:spacing w:before="0" w:after="0"/>
+      </w:pPr>
+    </w:p>
+    <w:p>
+      <w:pPr>
+        <w:spacing w:before="0" w:after="0"/>
+      </w:pPr>
+    </w:p>
+    <w:p>
+      <w:pPr>
+        <w:spacing w:before="0" w:after="0"/>
+      </w:pPr>
+    </w:p>
+    <w:p>
+      <w:pPr>
+        <w:spacing w:before="0" w:after="0"/>
+      </w:pPr>
+    </w:p>
+    <w:p>
+      <w:pPr>
+        <w:spacing w:before="0" w:after="0"/>
+      </w:pPr>
+    </w:p>
+    <w:p>
+      <w:pPr>
         <w:spacing w:before="160" w:after="80"/>
       </w:pPr>
       <w:r>
@@ -6112,6 +6427,21 @@
         </w:rPr>
         <w:t>。</w:t>
       </w:r>
+    </w:p>
+    <w:p>
+      <w:pPr>
+        <w:spacing w:before="0" w:after="0"/>
+      </w:pPr>
+    </w:p>
+    <w:p>
+      <w:pPr>
+        <w:spacing w:before="0" w:after="0"/>
+      </w:pPr>
+    </w:p>
+    <w:p>
+      <w:pPr>
+        <w:spacing w:before="0" w:after="0"/>
+      </w:pPr>
     </w:p>
     <w:p>
       <w:pPr>
@@ -6366,6 +6696,21 @@
     </w:p>
     <w:p>
       <w:pPr>
+        <w:spacing w:before="0" w:after="0"/>
+      </w:pPr>
+    </w:p>
+    <w:p>
+      <w:pPr>
+        <w:spacing w:before="0" w:after="0"/>
+      </w:pPr>
+    </w:p>
+    <w:p>
+      <w:pPr>
+        <w:spacing w:before="0" w:after="0"/>
+      </w:pPr>
+    </w:p>
+    <w:p>
+      <w:pPr>
         <w:spacing w:before="160" w:after="80"/>
       </w:pPr>
       <w:r>
@@ -6404,6 +6749,21 @@
         </w:rPr>
         <w:t xml:space="preserve">怎样知道液态水中仍保留一定的氢键</w:t>
       </w:r>
+    </w:p>
+    <w:p>
+      <w:pPr>
+        <w:spacing w:before="0" w:after="0"/>
+      </w:pPr>
+    </w:p>
+    <w:p>
+      <w:pPr>
+        <w:spacing w:before="0" w:after="0"/>
+      </w:pPr>
+    </w:p>
+    <w:p>
+      <w:pPr>
+        <w:spacing w:before="0" w:after="0"/>
+      </w:pPr>
     </w:p>
     <w:p>
       <w:pPr>
@@ -6859,6 +7219,31 @@
     </w:tbl>
     <w:p>
       <w:pPr>
+        <w:spacing w:before="0" w:after="0"/>
+      </w:pPr>
+    </w:p>
+    <w:p>
+      <w:pPr>
+        <w:spacing w:before="0" w:after="0"/>
+      </w:pPr>
+    </w:p>
+    <w:p>
+      <w:pPr>
+        <w:spacing w:before="0" w:after="0"/>
+      </w:pPr>
+    </w:p>
+    <w:p>
+      <w:pPr>
+        <w:spacing w:before="0" w:after="0"/>
+      </w:pPr>
+    </w:p>
+    <w:p>
+      <w:pPr>
+        <w:spacing w:before="0" w:after="0"/>
+      </w:pPr>
+    </w:p>
+    <w:p>
+      <w:pPr>
         <w:spacing w:before="160" w:after="80"/>
       </w:pPr>
       <w:r>
@@ -7018,6 +7403,21 @@
     </w:p>
     <w:p>
       <w:pPr>
+        <w:spacing w:before="0" w:after="0"/>
+      </w:pPr>
+    </w:p>
+    <w:p>
+      <w:pPr>
+        <w:spacing w:before="0" w:after="0"/>
+      </w:pPr>
+    </w:p>
+    <w:p>
+      <w:pPr>
+        <w:spacing w:before="0" w:after="0"/>
+      </w:pPr>
+    </w:p>
+    <w:p>
+      <w:pPr>
         <w:spacing w:before="160" w:after="80"/>
       </w:pPr>
       <w:r>
@@ -7095,6 +7495,21 @@
     </w:p>
     <w:p>
       <w:pPr>
+        <w:spacing w:before="0" w:after="0"/>
+      </w:pPr>
+    </w:p>
+    <w:p>
+      <w:pPr>
+        <w:spacing w:before="0" w:after="0"/>
+      </w:pPr>
+    </w:p>
+    <w:p>
+      <w:pPr>
+        <w:spacing w:before="0" w:after="0"/>
+      </w:pPr>
+    </w:p>
+    <w:p>
+      <w:pPr>
         <w:spacing w:before="160" w:after="80"/>
       </w:pPr>
       <w:r>
@@ -7320,6 +7735,31 @@
         </w:rPr>
         <w:t>。</w:t>
       </w:r>
+    </w:p>
+    <w:p>
+      <w:pPr>
+        <w:spacing w:before="0" w:after="0"/>
+      </w:pPr>
+    </w:p>
+    <w:p>
+      <w:pPr>
+        <w:spacing w:before="0" w:after="0"/>
+      </w:pPr>
+    </w:p>
+    <w:p>
+      <w:pPr>
+        <w:spacing w:before="0" w:after="0"/>
+      </w:pPr>
+    </w:p>
+    <w:p>
+      <w:pPr>
+        <w:spacing w:before="0" w:after="0"/>
+      </w:pPr>
+    </w:p>
+    <w:p>
+      <w:pPr>
+        <w:spacing w:before="0" w:after="0"/>
+      </w:pPr>
     </w:p>
     <w:p>
       <w:pPr>
@@ -7539,6 +7979,21 @@
     </w:p>
     <w:p>
       <w:pPr>
+        <w:spacing w:before="0" w:after="0"/>
+      </w:pPr>
+    </w:p>
+    <w:p>
+      <w:pPr>
+        <w:spacing w:before="0" w:after="0"/>
+      </w:pPr>
+    </w:p>
+    <w:p>
+      <w:pPr>
+        <w:spacing w:before="0" w:after="0"/>
+      </w:pPr>
+    </w:p>
+    <w:p>
+      <w:pPr>
         <w:spacing w:before="160" w:after="80"/>
       </w:pPr>
       <w:r>
@@ -7764,6 +8219,31 @@
         </w:rPr>
         <w:t>。</w:t>
       </w:r>
+    </w:p>
+    <w:p>
+      <w:pPr>
+        <w:spacing w:before="0" w:after="0"/>
+      </w:pPr>
+    </w:p>
+    <w:p>
+      <w:pPr>
+        <w:spacing w:before="0" w:after="0"/>
+      </w:pPr>
+    </w:p>
+    <w:p>
+      <w:pPr>
+        <w:spacing w:before="0" w:after="0"/>
+      </w:pPr>
+    </w:p>
+    <w:p>
+      <w:pPr>
+        <w:spacing w:before="0" w:after="0"/>
+      </w:pPr>
+    </w:p>
+    <w:p>
+      <w:pPr>
+        <w:spacing w:before="0" w:after="0"/>
+      </w:pPr>
     </w:p>
     <w:p>
       <w:pPr>
@@ -7891,6 +8371,21 @@
     </w:p>
     <w:p>
       <w:pPr>
+        <w:spacing w:before="0" w:after="0"/>
+      </w:pPr>
+    </w:p>
+    <w:p>
+      <w:pPr>
+        <w:spacing w:before="0" w:after="0"/>
+      </w:pPr>
+    </w:p>
+    <w:p>
+      <w:pPr>
+        <w:spacing w:before="0" w:after="0"/>
+      </w:pPr>
+    </w:p>
+    <w:p>
+      <w:pPr>
         <w:spacing w:before="160" w:after="80"/>
       </w:pPr>
       <w:r>
@@ -7989,6 +8484,21 @@
         </w:rPr>
         <w:t>但沸点</w:t>
       </w:r>
+    </w:p>
+    <w:p>
+      <w:pPr>
+        <w:spacing w:before="0" w:after="0"/>
+      </w:pPr>
+    </w:p>
+    <w:p>
+      <w:pPr>
+        <w:spacing w:before="0" w:after="0"/>
+      </w:pPr>
+    </w:p>
+    <w:p>
+      <w:pPr>
+        <w:spacing w:before="0" w:after="0"/>
+      </w:pPr>
     </w:p>
     <w:p>
       <w:pPr>
@@ -8145,6 +8655,21 @@
     </w:p>
     <w:p>
       <w:pPr>
+        <w:spacing w:before="0" w:after="0"/>
+      </w:pPr>
+    </w:p>
+    <w:p>
+      <w:pPr>
+        <w:spacing w:before="0" w:after="0"/>
+      </w:pPr>
+    </w:p>
+    <w:p>
+      <w:pPr>
+        <w:spacing w:before="0" w:after="0"/>
+      </w:pPr>
+    </w:p>
+    <w:p>
+      <w:pPr>
         <w:spacing w:before="160" w:after="80"/>
       </w:pPr>
       <w:r>
@@ -8360,6 +8885,31 @@
     </w:p>
     <w:p>
       <w:pPr>
+        <w:spacing w:before="0" w:after="0"/>
+      </w:pPr>
+    </w:p>
+    <w:p>
+      <w:pPr>
+        <w:spacing w:before="0" w:after="0"/>
+      </w:pPr>
+    </w:p>
+    <w:p>
+      <w:pPr>
+        <w:spacing w:before="0" w:after="0"/>
+      </w:pPr>
+    </w:p>
+    <w:p>
+      <w:pPr>
+        <w:spacing w:before="0" w:after="0"/>
+      </w:pPr>
+    </w:p>
+    <w:p>
+      <w:pPr>
+        <w:spacing w:before="0" w:after="0"/>
+      </w:pPr>
+    </w:p>
+    <w:p>
+      <w:pPr>
         <w:spacing w:before="160" w:after="80"/>
       </w:pPr>
       <w:r>
@@ -8407,6 +8957,21 @@
     </w:p>
     <w:p>
       <w:pPr>
+        <w:spacing w:before="0" w:after="0"/>
+      </w:pPr>
+    </w:p>
+    <w:p>
+      <w:pPr>
+        <w:spacing w:before="0" w:after="0"/>
+      </w:pPr>
+    </w:p>
+    <w:p>
+      <w:pPr>
+        <w:spacing w:before="0" w:after="0"/>
+      </w:pPr>
+    </w:p>
+    <w:p>
+      <w:pPr>
         <w:spacing w:before="160" w:after="80"/>
       </w:pPr>
       <w:r>
@@ -8454,6 +9019,21 @@
     </w:p>
     <w:p>
       <w:pPr>
+        <w:spacing w:before="0" w:after="0"/>
+      </w:pPr>
+    </w:p>
+    <w:p>
+      <w:pPr>
+        <w:spacing w:before="0" w:after="0"/>
+      </w:pPr>
+    </w:p>
+    <w:p>
+      <w:pPr>
+        <w:spacing w:before="0" w:after="0"/>
+      </w:pPr>
+    </w:p>
+    <w:p>
+      <w:pPr>
         <w:spacing w:before="160" w:after="80"/>
       </w:pPr>
       <w:r>
@@ -8501,6 +9081,21 @@
     </w:p>
     <w:p>
       <w:pPr>
+        <w:spacing w:before="0" w:after="0"/>
+      </w:pPr>
+    </w:p>
+    <w:p>
+      <w:pPr>
+        <w:spacing w:before="0" w:after="0"/>
+      </w:pPr>
+    </w:p>
+    <w:p>
+      <w:pPr>
+        <w:spacing w:before="0" w:after="0"/>
+      </w:pPr>
+    </w:p>
+    <w:p>
+      <w:pPr>
         <w:spacing w:before="160" w:after="80"/>
       </w:pPr>
       <w:r>
@@ -8554,6 +9149,21 @@
     </w:p>
     <w:p>
       <w:pPr>
+        <w:spacing w:before="0" w:after="0"/>
+      </w:pPr>
+    </w:p>
+    <w:p>
+      <w:pPr>
+        <w:spacing w:before="0" w:after="0"/>
+      </w:pPr>
+    </w:p>
+    <w:p>
+      <w:pPr>
+        <w:spacing w:before="0" w:after="0"/>
+      </w:pPr>
+    </w:p>
+    <w:p>
+      <w:pPr>
         <w:spacing w:before="160" w:after="80"/>
       </w:pPr>
       <w:r>
@@ -9044,6 +9654,46 @@
         </w:rPr>
         <w:t>？</w:t>
       </w:r>
+    </w:p>
+    <w:p>
+      <w:pPr>
+        <w:spacing w:before="0" w:after="0"/>
+      </w:pPr>
+    </w:p>
+    <w:p>
+      <w:pPr>
+        <w:spacing w:before="0" w:after="0"/>
+      </w:pPr>
+    </w:p>
+    <w:p>
+      <w:pPr>
+        <w:spacing w:before="0" w:after="0"/>
+      </w:pPr>
+    </w:p>
+    <w:p>
+      <w:pPr>
+        <w:spacing w:before="0" w:after="0"/>
+      </w:pPr>
+    </w:p>
+    <w:p>
+      <w:pPr>
+        <w:spacing w:before="0" w:after="0"/>
+      </w:pPr>
+    </w:p>
+    <w:p>
+      <w:pPr>
+        <w:spacing w:before="0" w:after="0"/>
+      </w:pPr>
+    </w:p>
+    <w:p>
+      <w:pPr>
+        <w:spacing w:before="0" w:after="0"/>
+      </w:pPr>
+    </w:p>
+    <w:p>
+      <w:pPr>
+        <w:spacing w:before="0" w:after="0"/>
+      </w:pPr>
     </w:p>
     <w:p>
       <w:pPr>

--- a/00-首页/题组Word/习题书/第二篇-结构化学/6-超分子与材料化学-学生版.docx
+++ b/00-首页/题组Word/习题书/第二篇-结构化学/6-超分子与材料化学-学生版.docx
@@ -368,6 +368,7 @@
     <w:p>
       <w:pPr>
         <w:pStyle w:val="BodyText"/>
+        <w:spacing w:before="0" w:after="0"/>
       </w:pPr>
       <w:r>
         <w:rPr>
@@ -512,6 +513,7 @@
     <w:p>
       <w:pPr>
         <w:pStyle w:val="BodyText"/>
+        <w:spacing w:before="0" w:after="0"/>
       </w:pPr>
       <w:r>
         <w:rPr>
@@ -565,6 +567,7 @@
     <w:p>
       <w:pPr>
         <w:pStyle w:val="BodyText"/>
+        <w:spacing w:before="0" w:after="0"/>
       </w:pPr>
       <w:r>
         <w:rPr>
@@ -760,6 +763,7 @@
     <w:p>
       <w:pPr>
         <w:pStyle w:val="BodyText"/>
+        <w:spacing w:before="0" w:after="0"/>
       </w:pPr>
       <w:r>
         <w:rPr>
@@ -6952,6 +6956,14 @@
       <w:tblPr>
         <w:tblStyle w:val="Table"/>
         <w:tblW w:type="auto" w:w="0"/>
+        <w:tblBorders>
+          <w:top w:val="single" w:sz="12" w:space="0" w:color="000000"/>
+          <w:left w:val="none" w:sz="0" w:space="0" w:color="auto"/>
+          <w:bottom w:val="single" w:sz="12" w:space="0" w:color="000000"/>
+          <w:right w:val="none" w:sz="0" w:space="0" w:color="auto"/>
+          <w:insideH w:val="none" w:sz="0" w:space="0" w:color="auto"/>
+          <w:insideV w:val="none" w:sz="0" w:space="0" w:color="auto"/>
+        </w:tblBorders>
         <w:tblLook w:firstRow="1" w:lastRow="0" w:firstColumn="0" w:lastColumn="0" w:noHBand="0" w:noVBand="0" w:val="0020"/>
       </w:tblPr>
       <w:tblGrid>
@@ -6967,7 +6979,11 @@
           <w:tblHeader w:val="on"/>
         </w:trPr>
         <w:tc>
-          <w:tcPr/>
+          <w:tcPr>
+            <w:tcBorders>
+              <w:bottom w:val="single" w:sz="8" w:space="0" w:color="000000"/>
+            </w:tcBorders>
+          </w:tcPr>
           <w:p>
             <w:pPr>
               <w:pStyle w:val="Compact"/>
@@ -6983,7 +6999,11 @@
           </w:p>
         </w:tc>
         <w:tc>
-          <w:tcPr/>
+          <w:tcPr>
+            <w:tcBorders>
+              <w:bottom w:val="single" w:sz="8" w:space="0" w:color="000000"/>
+            </w:tcBorders>
+          </w:tcPr>
           <w:p>
             <w:pPr>
               <w:pStyle w:val="Compact"/>
@@ -6999,7 +7019,11 @@
           </w:p>
         </w:tc>
         <w:tc>
-          <w:tcPr/>
+          <w:tcPr>
+            <w:tcBorders>
+              <w:bottom w:val="single" w:sz="8" w:space="0" w:color="000000"/>
+            </w:tcBorders>
+          </w:tcPr>
           <w:p>
             <w:pPr>
               <w:pStyle w:val="Compact"/>
@@ -7015,7 +7039,11 @@
           </w:p>
         </w:tc>
         <w:tc>
-          <w:tcPr/>
+          <w:tcPr>
+            <w:tcBorders>
+              <w:bottom w:val="single" w:sz="8" w:space="0" w:color="000000"/>
+            </w:tcBorders>
+          </w:tcPr>
           <w:p>
             <w:pPr>
               <w:pStyle w:val="Compact"/>
@@ -7031,7 +7059,11 @@
           </w:p>
         </w:tc>
         <w:tc>
-          <w:tcPr/>
+          <w:tcPr>
+            <w:tcBorders>
+              <w:bottom w:val="single" w:sz="8" w:space="0" w:color="000000"/>
+            </w:tcBorders>
+          </w:tcPr>
           <w:p>
             <w:pPr>
               <w:pStyle w:val="Compact"/>
@@ -7079,7 +7111,11 @@
           </w:p>
         </w:tc>
         <w:tc>
-          <w:tcPr/>
+          <w:tcPr>
+            <w:tcBorders>
+              <w:bottom w:val="single" w:sz="8" w:space="0" w:color="000000"/>
+            </w:tcBorders>
+          </w:tcPr>
           <w:p>
             <w:pPr>
               <w:pStyle w:val="Compact"/>
@@ -10051,7 +10087,7 @@
     <ns0:rPr>
       <ns0:rFonts ns0:ascii="Times New Roman" ns0:cs="Times New Roman" ns0:eastAsia="SimHei" ns0:hAnsi="Times New Roman"/>
       <ns0:b/>
-      <ns0:color ns0:val="17324D"/>
+      <ns0:color ns0:val="000000"/>
       <ns0:sz ns0:val="44"/>
       <ns0:szCs ns0:val="56"/>
     </ns0:rPr>
@@ -10193,7 +10229,7 @@
     <ns0:rPr>
       <ns0:rFonts ns0:ascii="Times New Roman" ns0:cs="Times New Roman" ns0:eastAsia="SimHei" ns0:hAnsi="Times New Roman"/>
       <ns0:b/>
-      <ns0:color ns0:val="17324D"/>
+      <ns0:color ns0:val="000000"/>
       <ns0:sz ns0:val="32"/>
       <ns0:szCs ns0:val="40"/>
     </ns0:rPr>
@@ -10217,7 +10253,7 @@
     <ns0:rPr>
       <ns0:rFonts ns0:ascii="Times New Roman" ns0:cs="Times New Roman" ns0:eastAsia="SimHei" ns0:hAnsi="Times New Roman"/>
       <ns0:b/>
-      <ns0:color ns0:val="17324D"/>
+      <ns0:color ns0:val="000000"/>
       <ns0:sz ns0:val="28"/>
       <ns0:szCs ns0:val="32"/>
     </ns0:rPr>
@@ -10241,7 +10277,7 @@
     <ns0:rPr>
       <ns0:rFonts ns0:ascii="Times New Roman" ns0:cs="Times New Roman" ns0:eastAsia="SimHei" ns0:hAnsi="Times New Roman"/>
       <ns0:b/>
-      <ns0:color ns0:val="17324D"/>
+      <ns0:color ns0:val="000000"/>
       <ns0:sz ns0:val="25"/>
       <ns0:szCs ns0:val="28"/>
     </ns0:rPr>
